--- a/📝文章/20260821/周五日职两场_柏太阳神+东京FC_头条版.docx
+++ b/📝文章/20260821/周五日职两场_柏太阳神+东京FC_头条版.docx
@@ -757,6 +757,20 @@
         <w:t>注：本文为基于两队技战术、历史数据与赛事背景的客观模型推演，仅供足球运动战术探讨与交流，请理性看待比赛。</w:t>
       </w:r>
     </w:p>
+    <w:p>
+      <w:pPr>
+        <w:spacing w:after="120"/>
+      </w:pPr>
+      <w:r>
+        <w:rPr>
+          <w:rFonts w:ascii="微软雅黑" w:hAnsi="微软雅黑" w:eastAsia="微软雅黑"/>
+          <w:b w:val="0"/>
+          <w:color w:val="888888"/>
+          <w:sz w:val="18"/>
+        </w:rPr>
+        <w:t>配图关键词（中英双语，无水印两队近期赛照）：1.柏太阳神近期比赛照/Kashiwa Reysol 2026 match 2.柏太阳神主场（三协体育场）/Sankyo Frontier Kashiwa Stadium 3.长崎航海近期比赛照/V-Varen Nagasaki 2026 match 4.东京FC近期比赛照/FC Tokyo 2026 match 5.东京FC主场（味之素体育场）/Ajinomoto Stadium 6.千叶市原近期比赛照/JEF United Chiba 2026 match 7.日职积分榜前6/J1 League 2026 table 8.两队队徽（无水印）/Kashiwa vs Nagasaki crest。无水印图源：懂球帝/新球体育（无角标）、俱乐部官方社媒、维基共享。</w:t>
+      </w:r>
+    </w:p>
     <w:sectPr>
       <w:pgSz w:w="12240" w:h="15840"/>
       <w:pgMar w:top="1440" w:right="1800" w:bottom="1440" w:left="1800" w:header="720" w:footer="720" w:gutter="0"/>
